--- a/.docgen/hospital-billing-technical-design-document.docx
+++ b/.docgen/hospital-billing-technical-design-document.docx
@@ -56,7 +56,7 @@
           <w:color w:val="64748B"/>
           <w:sz w:val="22"/>
         </w:rPr>
-        <w:t>Version 1.0   ·   Draft   ·   2026-09-24</w:t>
+        <w:t>Version 1.0   ·   Draft   ·   2026-09-25</w:t>
       </w:r>
     </w:p>
     <w:p>
@@ -272,7 +272,7 @@
               <w:rPr>
                 <w:sz w:val="19"/>
               </w:rPr>
-              <w:t>2026-09-24</w:t>
+              <w:t>2026-09-25</w:t>
             </w:r>
           </w:p>
         </w:tc>
@@ -492,7 +492,7 @@
               <w:rPr>
                 <w:sz w:val="17"/>
               </w:rPr>
-              <w:t>2026-09-24</w:t>
+              <w:t>2026-09-25</w:t>
             </w:r>
           </w:p>
         </w:tc>
